--- a/docs/Luminary_UAI_Dataset_Final.docx
+++ b/docs/Luminary_UAI_Dataset_Final.docx
@@ -1169,7 +1169,7 @@
                 <w:sz w:val="19"/>
                 <w:szCs w:val="19"/>
               </w:rPr>
-              <w:t>663</w:t>
+              <w:t>30</w:t>
             </w:r>
           </w:p>
         </w:tc>

--- a/docs/Luminary_UAI_Dataset_Final.docx
+++ b/docs/Luminary_UAI_Dataset_Final.docx
@@ -761,7 +761,7 @@
                 <w:sz w:val="19"/>
                 <w:szCs w:val="19"/>
               </w:rPr>
-              <w:t>1,587</w:t>
+              <w:t>1,580</w:t>
             </w:r>
           </w:p>
         </w:tc>
@@ -864,7 +864,7 @@
                 <w:sz w:val="19"/>
                 <w:szCs w:val="19"/>
               </w:rPr>
-              <w:t>1,373</w:t>
+              <w:t>1,415</w:t>
             </w:r>
           </w:p>
         </w:tc>
@@ -967,7 +967,7 @@
                 <w:sz w:val="19"/>
                 <w:szCs w:val="19"/>
               </w:rPr>
-              <w:t>1,186</w:t>
+              <w:t>1,177</w:t>
             </w:r>
           </w:p>
         </w:tc>
@@ -1375,7 +1375,7 @@
                 <w:sz w:val="19"/>
                 <w:szCs w:val="19"/>
               </w:rPr>
-              <w:t>750</w:t>
+              <w:t>745</w:t>
             </w:r>
           </w:p>
         </w:tc>
@@ -1604,7 +1604,7 @@
         <w:t xml:space="preserve">Note: </w:t>
       </w:r>
       <w:r>
-        <w:t>the two campus vendors (Meraki, Mist) are mutually exclusive by site — an asset belongs to one site and is therefore seen by one campus vendor. EdgeConnect spans all sites but only owns SD-WAN appliances. All slices overlap onto ~2,295 unique assets (Section 5).</w:t>
+        <w:t>the two campus vendors (Meraki, Mist) are mutually exclusive by site — an asset belongs to one site and is therefore seen by one campus vendor. EdgeConnect spans all sites but only owns SD-WAN appliances. All slices overlap onto 2,403 unique assets (Section 5).</w:t>
       </w:r>
     </w:p>
     <w:p>
@@ -5250,7 +5250,7 @@
               <w:spacing w:line="250" w:lineRule="auto"/>
             </w:pPr>
             <w:r>
-              <w:t>~2,291</w:t>
+              <w:t>2,403</w:t>
             </w:r>
           </w:p>
         </w:tc>
@@ -10528,7 +10528,7 @@
                 <w:sz w:val="19"/>
                 <w:szCs w:val="19"/>
               </w:rPr>
-              <w:t>Campus network (Meraki / Mist) → ServiceNow (assigned)</w:t>
+              <w:t>Campus network (Meraki / Mist) → ServiceNow (assigned). Meraki geocodes device lat/lng; Mist reads floor map name (e.g. 'Bangalore - 4th Floor').</w:t>
             </w:r>
           </w:p>
         </w:tc>

--- a/docs/Luminary_UAI_Dataset_Final.docx
+++ b/docs/Luminary_UAI_Dataset_Final.docx
@@ -761,7 +761,7 @@
                 <w:sz w:val="19"/>
                 <w:szCs w:val="19"/>
               </w:rPr>
-              <w:t>1,580</w:t>
+              <w:t>1,425</w:t>
             </w:r>
           </w:p>
         </w:tc>

--- a/docs/Luminary_UAI_Dataset_Final.docx
+++ b/docs/Luminary_UAI_Dataset_Final.docx
@@ -967,7 +967,7 @@
                 <w:sz w:val="19"/>
                 <w:szCs w:val="19"/>
               </w:rPr>
-              <w:t>1,177</w:t>
+              <w:t>1,047</w:t>
             </w:r>
           </w:p>
         </w:tc>
@@ -1375,7 +1375,7 @@
                 <w:sz w:val="19"/>
                 <w:szCs w:val="19"/>
               </w:rPr>
-              <w:t>745</w:t>
+              <w:t>665</w:t>
             </w:r>
           </w:p>
         </w:tc>

--- a/docs/Luminary_UAI_Dataset_Final.docx
+++ b/docs/Luminary_UAI_Dataset_Final.docx
@@ -864,7 +864,7 @@
                 <w:sz w:val="19"/>
                 <w:szCs w:val="19"/>
               </w:rPr>
-              <w:t>1,415</w:t>
+              <w:t>1,392</w:t>
             </w:r>
           </w:p>
         </w:tc>
